--- a/report/Lindoway-上位机-项目总结初稿.docx
+++ b/report/Lindoway-上位机-项目总结初稿.docx
@@ -314,10 +314,10 @@
         <w:rPr>
           <w:b/>
         </w:rPr>
-        <w:t xml:space="preserve">原始波形不上行到云端，计数在本地完成</w:t>
-      </w:r>
-      <w:r>
-        <w:t xml:space="preserve">。50 Hz × 7 通道的数据流如果实时回传，信道、功耗和丢包都不可控；上位机只把"每一次重复"的切片留作分析，其余靠本地状态机消化。</w:t>
+        <w:t xml:space="preserve">整段原始波形不进云端，计数在上位机完成</w:t>
+      </w:r>
+      <w:r>
+        <w:t xml:space="preserve">。设备端只负责采样，把 50 Hz 六轴数据流经 BLE 上行；计数在上位机浏览器内实时完成，既不占用设备端算力，也不依赖网络。训练主链路只把"每一次重复"的切片（≥32 点）交给分析后端，不传整段波形；整段波形只在"数据采集 / 标注"模式下才上传到作业服务，用来标定计数参数、沉淀训练集——那是与训练并列的第二条链路，两者不要混为一谈。</w:t>
       </w:r>
     </w:p>
     <w:p>
@@ -4118,7 +4118,7 @@
         <w:ind w:firstLine="420"/>
       </w:pPr>
       <w:r>
-        <w:t xml:space="preserve">上位机这一部分做的事情可以概括成三句：把不可靠的无线数据流变成可靠的计数事实（端侧状态机 + 双判据 + 自适应门限）；把一次训练变成一份能看懂的报告（逐次分析 + 组内汇总 + 后端可降级）；把整条链路做成可演示、可离线、可回退的形态（虚拟设备 + 本地存储 + 后端可选）。</w:t>
+        <w:t xml:space="preserve">上位机这一部分做的事情可以概括成三句：把不可靠的无线数据流变成可靠的计数事实（浏览器内状态机 + 双判据 + 自适应门限）；把一次训练变成一份能看懂的报告（逐次分析 + 组内汇总 + 后端可降级）；把整条链路做成可演示、可离线、可回退的形态（虚拟设备 + 本地存储 + 后端可选）。</w:t>
       </w:r>
     </w:p>
     <w:p>

--- a/report/Lindoway-上位机-项目总结初稿.docx
+++ b/report/Lindoway-上位机-项目总结初稿.docx
@@ -2850,6 +2850,821 @@
       <w:pPr>
         <w:spacing w:before="0" w:after="80" w:line="200" w:lineRule="auto"/>
       </w:pPr>
+    </w:p>
+    <w:p>
+      <w:pPr>
+        <w:pStyle w:val="Heading1"/>
+      </w:pPr>
+      <w:r>
+        <w:t xml:space="preserve">七（续）、计数算法最终版：停顿半计数模型</w:t>
+      </w:r>
+    </w:p>
+    <w:p>
+      <w:pPr>
+        <w:spacing w:before="0" w:after="40" w:line="340" w:lineRule="auto"/>
+        <w:ind w:firstLine="420"/>
+      </w:pPr>
+      <w:r>
+        <w:t xml:space="preserve">第七节描述的是早期设计。经过真机联调后，坐姿推举的计数换成了一套完全不同的模型。原因是实测发现</w:t>
+      </w:r>
+      <w:r>
+        <w:rPr>
+          <w:b/>
+        </w:rPr>
+        <w:t xml:space="preserve">传感器装在哑铃上</w:t>
+      </w:r>
+      <w:r>
+        <w:t xml:space="preserve">：做推举时手柄始终接近水平、只做竖直平移，陀螺仪几乎没有信号（姿态改变量 </w:t>
+      </w:r>
+      <w:r>
+        <w:rPr>
+          <w:rFonts w:ascii="Consolas" w:hAnsi="Consolas"/>
+          <w:color w:val="9A3412"/>
+        </w:rPr>
+        <w:t xml:space="preserve">d</w:t>
+      </w:r>
+      <w:r>
+        <w:t xml:space="preserve"> 中位仅 4.6°），所以依赖"角速度回落 + 姿态回落"的旧判据在推举上必然失效。</w:t>
+      </w:r>
+    </w:p>
+    <w:p>
+      <w:pPr>
+        <w:spacing w:before="0" w:after="40" w:line="340" w:lineRule="auto"/>
+        <w:ind w:firstLine="420"/>
+      </w:pPr>
+      <w:r>
+        <w:rPr>
+          <w:b/>
+        </w:rPr>
+        <w:t xml:space="preserve">半计数模型</w:t>
+      </w:r>
+      <w:r>
+        <w:t xml:space="preserve">。一次重复必然有</w:t>
+      </w:r>
+      <w:r>
+        <w:rPr>
+          <w:b/>
+        </w:rPr>
+        <w:t xml:space="preserve">两个停顿</w:t>
+      </w:r>
+      <w:r>
+        <w:t xml:space="preserve">（顶端一个、底端一个），因此把每个明显停顿记为 0.5 次，攒满两个即 1 次。好处是</w:t>
+      </w:r>
+      <w:r>
+        <w:rPr>
+          <w:b/>
+        </w:rPr>
+        <w:t xml:space="preserve">完全不需要判断某个停顿是顶端还是底端</w:t>
+      </w:r>
+      <w:r>
+        <w:t xml:space="preserve">——而这正是之前所有缺陷的共同来源：相位错位会导致系统性在顶端计数；靠加速度二次积分判位则因漂移（2 秒内 0.01g 零偏即可造成约 0.2 米误差，与真实行程 0.35 米同量级）而符号随机。</w:t>
+      </w:r>
+    </w:p>
+    <w:p>
+      <w:pPr>
+        <w:spacing w:before="0" w:after="40" w:line="340" w:lineRule="auto"/>
+        <w:ind w:firstLine="420"/>
+      </w:pPr>
+      <w:r>
+        <w:rPr>
+          <w:b/>
+        </w:rPr>
+        <w:t xml:space="preserve">静止判据改为相对量</w:t>
+      </w:r>
+      <w:r>
+        <w:t xml:space="preserve">。绝对门槛不可能同时适配快慢：实测慢速组角速度中位数仅 12.3°/s，若把静止定为 |ω| &lt; 20°/s，则一半以上的运动时间都会被判成停顿；快速组门槛又偏松。因此改为 </w:t>
+      </w:r>
+      <w:r>
+        <w:rPr>
+          <w:rFonts w:ascii="Consolas" w:hAnsi="Consolas"/>
+          <w:color w:val="9A3412"/>
+        </w:rPr>
+        <w:t xml:space="preserve">|ω| &lt; max(下限, 比例 × 动作强度)</w:t>
+      </w:r>
+      <w:r>
+        <w:t xml:space="preserve">，动作强度取最近 4 秒的第 90 分位，同一个比例对快慢都成立。</w:t>
+      </w:r>
+    </w:p>
+    <w:p>
+      <w:pPr>
+        <w:spacing w:before="0" w:after="40" w:line="340" w:lineRule="auto"/>
+        <w:ind w:firstLine="420"/>
+      </w:pPr>
+      <w:r>
+        <w:rPr>
+          <w:b/>
+        </w:rPr>
+        <w:t xml:space="preserve">三道守卫</w:t>
+      </w:r>
+      <w:r>
+        <w:t xml:space="preserve">。其一，两次停顿之间必须真的动过（峰值角速度达到本组动作强度的 </w:t>
+      </w:r>
+      <w:r>
+        <w:rPr>
+          <w:rFonts w:ascii="Consolas" w:hAnsi="Consolas"/>
+          <w:color w:val="9A3412"/>
+        </w:rPr>
+        <w:t xml:space="preserve">moveRatio</w:t>
+      </w:r>
+      <w:r>
+        <w:t xml:space="preserve"> 倍），排除首尾静止保持期间手部小幅移动造成的虚假停顿；其二，两次停顿间隔不得小于 </w:t>
+      </w:r>
+      <w:r>
+        <w:rPr>
+          <w:rFonts w:ascii="Consolas" w:hAnsi="Consolas"/>
+          <w:color w:val="9A3412"/>
+        </w:rPr>
+        <w:t xml:space="preserve">halfCycleMinMs</w:t>
+      </w:r>
+      <w:r>
+        <w:t xml:space="preserve">，排除原地反复停；其三，武装之前就已在进行的那次停顿不计入。</w:t>
+      </w:r>
+    </w:p>
+    <w:p>
+      <w:pPr>
+        <w:spacing w:before="0" w:after="40" w:line="340" w:lineRule="auto"/>
+        <w:ind w:firstLine="420"/>
+      </w:pPr>
+      <w:r>
+        <w:rPr>
+          <w:b/>
+        </w:rPr>
+        <w:t xml:space="preserve">用真实录音定标</w:t>
+      </w:r>
+      <w:r>
+        <w:t xml:space="preserve">。取 12 次标准坐姿推举整组录音（2794 帧 / 55.9 秒 / 50 Hz）反解参数：实测 |ω| 的 p50 为 12.3、p90 为 26.3、最大 72.4 °/s；|a_vert| 的 p50 为 0.03、p90 为 0.09。12 次对应 24 个停顿，据此对 240 组参数组合做网格搜索，其中 53 组都能数出 12，说明算法本身正确，参数此前只是落在了稳健区间之外。</w:t>
+      </w:r>
+    </w:p>
+    <w:p>
+      <w:pPr>
+        <w:keepNext/>
+        <w:spacing w:before="160" w:after="60" w:line="260" w:lineRule="auto"/>
+        <w:jc w:val="center"/>
+      </w:pPr>
+      <w:r>
+        <w:rPr>
+          <w:color w:val="4B5563"/>
+          <w:sz w:val="18"/>
+          <w:szCs w:val="18"/>
+        </w:rPr>
+        <w:t xml:space="preserve">表 3-2　最终版计数参数（坐姿推举专用，见 core/analysis/repOptions.ts）</w:t>
+      </w:r>
+    </w:p>
+    <w:tbl>
+      <w:tblPr>
+        <w:tblW w:w="9070" w:type="dxa"/>
+        <w:jc w:val="center"/>
+        <w:tblBorders>
+          <w:top w:val="single" w:sz="4" w:space="0" w:color="CBD5E1"/>
+          <w:left w:val="single" w:sz="4" w:space="0" w:color="CBD5E1"/>
+          <w:bottom w:val="single" w:sz="4" w:space="0" w:color="CBD5E1"/>
+          <w:right w:val="single" w:sz="4" w:space="0" w:color="CBD5E1"/>
+          <w:insideH w:val="single" w:sz="4" w:space="0" w:color="CBD5E1"/>
+          <w:insideV w:val="single" w:sz="4" w:space="0" w:color="CBD5E1"/>
+        </w:tblBorders>
+        <w:tblLayout w:type="fixed"/>
+        <w:tblCellMar>
+          <w:top w:w="60" w:type="dxa"/>
+          <w:left w:w="90" w:type="dxa"/>
+          <w:bottom w:w="60" w:type="dxa"/>
+          <w:right w:w="90" w:type="dxa"/>
+        </w:tblCellMar>
+      </w:tblPr>
+      <w:tblGrid>
+        <w:gridCol w:w="2358"/>
+        <w:gridCol w:w="1633"/>
+        <w:gridCol w:w="5079"/>
+      </w:tblGrid>
+      <w:tr>
+        <w:trPr>
+          <w:cantSplit/>
+          <w:tblHeader/>
+        </w:trPr>
+        <w:tc>
+          <w:tcPr>
+            <w:tcW w:w="2358" w:type="dxa"/>
+            <w:shd w:val="clear" w:color="auto" w:fill="EFF6FF"/>
+            <w:vAlign w:val="center"/>
+          </w:tcPr>
+          <w:p>
+            <w:pPr>
+              <w:keepNext/>
+              <w:spacing w:before="20" w:after="20" w:line="260" w:lineRule="auto"/>
+              <w:jc w:val="center"/>
+            </w:pPr>
+            <w:r>
+              <w:rPr>
+                <w:b/>
+                <w:sz w:val="19"/>
+                <w:szCs w:val="19"/>
+              </w:rPr>
+              <w:t xml:space="preserve">参数</w:t>
+            </w:r>
+          </w:p>
+        </w:tc>
+        <w:tc>
+          <w:tcPr>
+            <w:tcW w:w="1633" w:type="dxa"/>
+            <w:shd w:val="clear" w:color="auto" w:fill="EFF6FF"/>
+            <w:vAlign w:val="center"/>
+          </w:tcPr>
+          <w:p>
+            <w:pPr>
+              <w:keepNext/>
+              <w:spacing w:before="20" w:after="20" w:line="260" w:lineRule="auto"/>
+              <w:jc w:val="center"/>
+            </w:pPr>
+            <w:r>
+              <w:rPr>
+                <w:b/>
+                <w:sz w:val="19"/>
+                <w:szCs w:val="19"/>
+              </w:rPr>
+              <w:t xml:space="preserve">取值</w:t>
+            </w:r>
+          </w:p>
+        </w:tc>
+        <w:tc>
+          <w:tcPr>
+            <w:tcW w:w="5079" w:type="dxa"/>
+            <w:shd w:val="clear" w:color="auto" w:fill="EFF6FF"/>
+            <w:vAlign w:val="center"/>
+          </w:tcPr>
+          <w:p>
+            <w:pPr>
+              <w:keepNext/>
+              <w:spacing w:before="20" w:after="20" w:line="260" w:lineRule="auto"/>
+              <w:jc w:val="center"/>
+            </w:pPr>
+            <w:r>
+              <w:rPr>
+                <w:b/>
+                <w:sz w:val="19"/>
+                <w:szCs w:val="19"/>
+              </w:rPr>
+              <w:t xml:space="preserve">依据</w:t>
+            </w:r>
+          </w:p>
+        </w:tc>
+      </w:tr>
+      <w:tr>
+        <w:trPr>
+          <w:cantSplit/>
+        </w:trPr>
+        <w:tc>
+          <w:tcPr>
+            <w:tcW w:w="2358" w:type="dxa"/>
+            <w:vAlign w:val="center"/>
+          </w:tcPr>
+          <w:p>
+            <w:pPr>
+              <w:keepNext/>
+              <w:spacing w:before="20" w:after="20" w:line="260" w:lineRule="auto"/>
+            </w:pPr>
+            <w:r>
+              <w:rPr>
+                <w:sz w:val="19"/>
+                <w:szCs w:val="19"/>
+              </w:rPr>
+              <w:t xml:space="preserve">模型</w:t>
+            </w:r>
+          </w:p>
+        </w:tc>
+        <w:tc>
+          <w:tcPr>
+            <w:tcW w:w="1633" w:type="dxa"/>
+            <w:vAlign w:val="center"/>
+          </w:tcPr>
+          <w:p>
+            <w:pPr>
+              <w:keepNext/>
+              <w:spacing w:before="20" w:after="20" w:line="260" w:lineRule="auto"/>
+            </w:pPr>
+            <w:r>
+              <w:rPr>
+                <w:sz w:val="19"/>
+                <w:szCs w:val="19"/>
+              </w:rPr>
+              <w:t xml:space="preserve">每个停顿计 0.5 次</w:t>
+            </w:r>
+          </w:p>
+        </w:tc>
+        <w:tc>
+          <w:tcPr>
+            <w:tcW w:w="5079" w:type="dxa"/>
+            <w:vAlign w:val="center"/>
+          </w:tcPr>
+          <w:p>
+            <w:pPr>
+              <w:keepNext/>
+              <w:spacing w:before="20" w:after="20" w:line="260" w:lineRule="auto"/>
+            </w:pPr>
+            <w:r>
+              <w:rPr>
+                <w:sz w:val="19"/>
+                <w:szCs w:val="19"/>
+              </w:rPr>
+              <w:t xml:space="preserve">一次重复必有两个停顿，无需判断顶/底</w:t>
+            </w:r>
+          </w:p>
+        </w:tc>
+      </w:tr>
+      <w:tr>
+        <w:trPr>
+          <w:cantSplit/>
+        </w:trPr>
+        <w:tc>
+          <w:tcPr>
+            <w:tcW w:w="2358" w:type="dxa"/>
+            <w:vAlign w:val="center"/>
+          </w:tcPr>
+          <w:p>
+            <w:pPr>
+              <w:keepNext/>
+              <w:spacing w:before="20" w:after="20" w:line="260" w:lineRule="auto"/>
+            </w:pPr>
+            <w:r>
+              <w:rPr>
+                <w:sz w:val="19"/>
+                <w:szCs w:val="19"/>
+              </w:rPr>
+              <w:t xml:space="preserve">动作强度</w:t>
+            </w:r>
+          </w:p>
+        </w:tc>
+        <w:tc>
+          <w:tcPr>
+            <w:tcW w:w="1633" w:type="dxa"/>
+            <w:vAlign w:val="center"/>
+          </w:tcPr>
+          <w:p>
+            <w:pPr>
+              <w:keepNext/>
+              <w:spacing w:before="20" w:after="20" w:line="260" w:lineRule="auto"/>
+            </w:pPr>
+            <w:r>
+              <w:rPr>
+                <w:sz w:val="19"/>
+                <w:szCs w:val="19"/>
+              </w:rPr>
+              <w:t xml:space="preserve">最近 4 s 的 p90</w:t>
+            </w:r>
+          </w:p>
+        </w:tc>
+        <w:tc>
+          <w:tcPr>
+            <w:tcW w:w="5079" w:type="dxa"/>
+            <w:vAlign w:val="center"/>
+          </w:tcPr>
+          <w:p>
+            <w:pPr>
+              <w:keepNext/>
+              <w:spacing w:before="20" w:after="20" w:line="260" w:lineRule="auto"/>
+            </w:pPr>
+            <w:r>
+              <w:rPr>
+                <w:sz w:val="19"/>
+                <w:szCs w:val="19"/>
+              </w:rPr>
+              <w:t xml:space="preserve">p70 会被停顿样本拉低，使门槛贴着动作中段</w:t>
+            </w:r>
+          </w:p>
+        </w:tc>
+      </w:tr>
+      <w:tr>
+        <w:trPr>
+          <w:cantSplit/>
+        </w:trPr>
+        <w:tc>
+          <w:tcPr>
+            <w:tcW w:w="2358" w:type="dxa"/>
+            <w:vAlign w:val="center"/>
+          </w:tcPr>
+          <w:p>
+            <w:pPr>
+              <w:keepNext/>
+              <w:spacing w:before="20" w:after="20" w:line="260" w:lineRule="auto"/>
+            </w:pPr>
+            <w:r>
+              <w:rPr>
+                <w:sz w:val="19"/>
+                <w:szCs w:val="19"/>
+              </w:rPr>
+              <w:t xml:space="preserve">pauseQuietRatio</w:t>
+            </w:r>
+          </w:p>
+        </w:tc>
+        <w:tc>
+          <w:tcPr>
+            <w:tcW w:w="1633" w:type="dxa"/>
+            <w:vAlign w:val="center"/>
+          </w:tcPr>
+          <w:p>
+            <w:pPr>
+              <w:keepNext/>
+              <w:spacing w:before="20" w:after="20" w:line="260" w:lineRule="auto"/>
+            </w:pPr>
+            <w:r>
+              <w:rPr>
+                <w:sz w:val="19"/>
+                <w:szCs w:val="19"/>
+              </w:rPr>
+              <w:t xml:space="preserve">0.3</w:t>
+            </w:r>
+          </w:p>
+        </w:tc>
+        <w:tc>
+          <w:tcPr>
+            <w:tcW w:w="5079" w:type="dxa"/>
+            <w:vAlign w:val="center"/>
+          </w:tcPr>
+          <w:p>
+            <w:pPr>
+              <w:keepNext/>
+              <w:spacing w:before="20" w:after="20" w:line="260" w:lineRule="auto"/>
+            </w:pPr>
+            <w:r>
+              <w:rPr>
+                <w:sz w:val="19"/>
+                <w:szCs w:val="19"/>
+              </w:rPr>
+              <w:t xml:space="preserve">静止门槛 = max(下限, 0.3 × 动作强度)</w:t>
+            </w:r>
+          </w:p>
+        </w:tc>
+      </w:tr>
+      <w:tr>
+        <w:trPr>
+          <w:cantSplit/>
+        </w:trPr>
+        <w:tc>
+          <w:tcPr>
+            <w:tcW w:w="2358" w:type="dxa"/>
+            <w:vAlign w:val="center"/>
+          </w:tcPr>
+          <w:p>
+            <w:pPr>
+              <w:keepNext/>
+              <w:spacing w:before="20" w:after="20" w:line="260" w:lineRule="auto"/>
+            </w:pPr>
+            <w:r>
+              <w:rPr>
+                <w:sz w:val="19"/>
+                <w:szCs w:val="19"/>
+              </w:rPr>
+              <w:t xml:space="preserve">pauseOmegaFloor</w:t>
+            </w:r>
+          </w:p>
+        </w:tc>
+        <w:tc>
+          <w:tcPr>
+            <w:tcW w:w="1633" w:type="dxa"/>
+            <w:vAlign w:val="center"/>
+          </w:tcPr>
+          <w:p>
+            <w:pPr>
+              <w:keepNext/>
+              <w:spacing w:before="20" w:after="20" w:line="260" w:lineRule="auto"/>
+            </w:pPr>
+            <w:r>
+              <w:rPr>
+                <w:sz w:val="19"/>
+                <w:szCs w:val="19"/>
+              </w:rPr>
+              <w:t xml:space="preserve">10 °/s</w:t>
+            </w:r>
+          </w:p>
+        </w:tc>
+        <w:tc>
+          <w:tcPr>
+            <w:tcW w:w="5079" w:type="dxa"/>
+            <w:vAlign w:val="center"/>
+          </w:tcPr>
+          <w:p>
+            <w:pPr>
+              <w:keepNext/>
+              <w:spacing w:before="20" w:after="20" w:line="260" w:lineRule="auto"/>
+            </w:pPr>
+            <w:r>
+              <w:rPr>
+                <w:sz w:val="19"/>
+                <w:szCs w:val="19"/>
+              </w:rPr>
+              <w:t xml:space="preserve">低于实测 |ω| 中位 12.3，否则一半运动时间被误判为静止</w:t>
+            </w:r>
+          </w:p>
+        </w:tc>
+      </w:tr>
+      <w:tr>
+        <w:trPr>
+          <w:cantSplit/>
+        </w:trPr>
+        <w:tc>
+          <w:tcPr>
+            <w:tcW w:w="2358" w:type="dxa"/>
+            <w:vAlign w:val="center"/>
+          </w:tcPr>
+          <w:p>
+            <w:pPr>
+              <w:keepNext/>
+              <w:spacing w:before="20" w:after="20" w:line="260" w:lineRule="auto"/>
+            </w:pPr>
+            <w:r>
+              <w:rPr>
+                <w:sz w:val="19"/>
+                <w:szCs w:val="19"/>
+              </w:rPr>
+              <w:t xml:space="preserve">pauseAccelFloor</w:t>
+            </w:r>
+          </w:p>
+        </w:tc>
+        <w:tc>
+          <w:tcPr>
+            <w:tcW w:w="1633" w:type="dxa"/>
+            <w:vAlign w:val="center"/>
+          </w:tcPr>
+          <w:p>
+            <w:pPr>
+              <w:keepNext/>
+              <w:spacing w:before="20" w:after="20" w:line="260" w:lineRule="auto"/>
+            </w:pPr>
+            <w:r>
+              <w:rPr>
+                <w:sz w:val="19"/>
+                <w:szCs w:val="19"/>
+              </w:rPr>
+              <w:t xml:space="preserve">0.05 g</w:t>
+            </w:r>
+          </w:p>
+        </w:tc>
+        <w:tc>
+          <w:tcPr>
+            <w:tcW w:w="5079" w:type="dxa"/>
+            <w:vAlign w:val="center"/>
+          </w:tcPr>
+          <w:p>
+            <w:pPr>
+              <w:keepNext/>
+              <w:spacing w:before="20" w:after="20" w:line="260" w:lineRule="auto"/>
+            </w:pPr>
+            <w:r>
+              <w:rPr>
+                <w:sz w:val="19"/>
+                <w:szCs w:val="19"/>
+              </w:rPr>
+              <w:t xml:space="preserve">实测 |a_vert| p50 为 0.03</w:t>
+            </w:r>
+          </w:p>
+        </w:tc>
+      </w:tr>
+      <w:tr>
+        <w:trPr>
+          <w:cantSplit/>
+        </w:trPr>
+        <w:tc>
+          <w:tcPr>
+            <w:tcW w:w="2358" w:type="dxa"/>
+            <w:vAlign w:val="center"/>
+          </w:tcPr>
+          <w:p>
+            <w:pPr>
+              <w:keepNext/>
+              <w:spacing w:before="20" w:after="20" w:line="260" w:lineRule="auto"/>
+            </w:pPr>
+            <w:r>
+              <w:rPr>
+                <w:sz w:val="19"/>
+                <w:szCs w:val="19"/>
+              </w:rPr>
+              <w:t xml:space="preserve">pauseMinMs / pauseQuietFrac</w:t>
+            </w:r>
+          </w:p>
+        </w:tc>
+        <w:tc>
+          <w:tcPr>
+            <w:tcW w:w="1633" w:type="dxa"/>
+            <w:vAlign w:val="center"/>
+          </w:tcPr>
+          <w:p>
+            <w:pPr>
+              <w:keepNext/>
+              <w:spacing w:before="20" w:after="20" w:line="260" w:lineRule="auto"/>
+            </w:pPr>
+            <w:r>
+              <w:rPr>
+                <w:sz w:val="19"/>
+                <w:szCs w:val="19"/>
+              </w:rPr>
+              <w:t xml:space="preserve">300 ms / 0.7</w:t>
+            </w:r>
+          </w:p>
+        </w:tc>
+        <w:tc>
+          <w:tcPr>
+            <w:tcW w:w="5079" w:type="dxa"/>
+            <w:vAlign w:val="center"/>
+          </w:tcPr>
+          <w:p>
+            <w:pPr>
+              <w:keepNext/>
+              <w:spacing w:before="20" w:after="20" w:line="260" w:lineRule="auto"/>
+            </w:pPr>
+            <w:r>
+              <w:rPr>
+                <w:sz w:val="19"/>
+                <w:szCs w:val="19"/>
+              </w:rPr>
+              <w:t xml:space="preserve">窗口内安静样本占比达 0.7 即确认停顿</w:t>
+            </w:r>
+          </w:p>
+        </w:tc>
+      </w:tr>
+      <w:tr>
+        <w:trPr>
+          <w:cantSplit/>
+        </w:trPr>
+        <w:tc>
+          <w:tcPr>
+            <w:tcW w:w="2358" w:type="dxa"/>
+            <w:vAlign w:val="center"/>
+          </w:tcPr>
+          <w:p>
+            <w:pPr>
+              <w:keepNext/>
+              <w:spacing w:before="20" w:after="20" w:line="260" w:lineRule="auto"/>
+            </w:pPr>
+            <w:r>
+              <w:rPr>
+                <w:sz w:val="19"/>
+                <w:szCs w:val="19"/>
+              </w:rPr>
+              <w:t xml:space="preserve">moveRatio</w:t>
+            </w:r>
+          </w:p>
+        </w:tc>
+        <w:tc>
+          <w:tcPr>
+            <w:tcW w:w="1633" w:type="dxa"/>
+            <w:vAlign w:val="center"/>
+          </w:tcPr>
+          <w:p>
+            <w:pPr>
+              <w:keepNext/>
+              <w:spacing w:before="20" w:after="20" w:line="260" w:lineRule="auto"/>
+            </w:pPr>
+            <w:r>
+              <w:rPr>
+                <w:sz w:val="19"/>
+                <w:szCs w:val="19"/>
+              </w:rPr>
+              <w:t xml:space="preserve">0.7</w:t>
+            </w:r>
+          </w:p>
+        </w:tc>
+        <w:tc>
+          <w:tcPr>
+            <w:tcW w:w="5079" w:type="dxa"/>
+            <w:vAlign w:val="center"/>
+          </w:tcPr>
+          <w:p>
+            <w:pPr>
+              <w:keepNext/>
+              <w:spacing w:before="20" w:after="20" w:line="260" w:lineRule="auto"/>
+            </w:pPr>
+            <w:r>
+              <w:rPr>
+                <w:sz w:val="19"/>
+                <w:szCs w:val="19"/>
+              </w:rPr>
+              <w:t xml:space="preserve">两次停顿之间须达到本组动作强度的 0.7 倍，排除静止期小动作</w:t>
+            </w:r>
+          </w:p>
+        </w:tc>
+      </w:tr>
+      <w:tr>
+        <w:trPr>
+          <w:cantSplit/>
+        </w:trPr>
+        <w:tc>
+          <w:tcPr>
+            <w:tcW w:w="2358" w:type="dxa"/>
+            <w:vAlign w:val="center"/>
+          </w:tcPr>
+          <w:p>
+            <w:pPr>
+              <w:spacing w:before="20" w:after="20" w:line="260" w:lineRule="auto"/>
+            </w:pPr>
+            <w:r>
+              <w:rPr>
+                <w:sz w:val="19"/>
+                <w:szCs w:val="19"/>
+              </w:rPr>
+              <w:t xml:space="preserve">halfCycleMinMs</w:t>
+            </w:r>
+          </w:p>
+        </w:tc>
+        <w:tc>
+          <w:tcPr>
+            <w:tcW w:w="1633" w:type="dxa"/>
+            <w:vAlign w:val="center"/>
+          </w:tcPr>
+          <w:p>
+            <w:pPr>
+              <w:spacing w:before="20" w:after="20" w:line="260" w:lineRule="auto"/>
+            </w:pPr>
+            <w:r>
+              <w:rPr>
+                <w:sz w:val="19"/>
+                <w:szCs w:val="19"/>
+              </w:rPr>
+              <w:t xml:space="preserve">350 ms</w:t>
+            </w:r>
+          </w:p>
+        </w:tc>
+        <w:tc>
+          <w:tcPr>
+            <w:tcW w:w="5079" w:type="dxa"/>
+            <w:vAlign w:val="center"/>
+          </w:tcPr>
+          <w:p>
+            <w:pPr>
+              <w:spacing w:before="20" w:after="20" w:line="260" w:lineRule="auto"/>
+            </w:pPr>
+            <w:r>
+              <w:rPr>
+                <w:sz w:val="19"/>
+                <w:szCs w:val="19"/>
+              </w:rPr>
+              <w:t xml:space="preserve">两次停顿的最短间隔</w:t>
+            </w:r>
+          </w:p>
+        </w:tc>
+      </w:tr>
+    </w:tbl>
+    <w:p>
+      <w:pPr>
+        <w:spacing w:before="0" w:after="80" w:line="200" w:lineRule="auto"/>
+      </w:pPr>
+    </w:p>
+    <w:p>
+      <w:pPr>
+        <w:spacing w:before="0" w:after="40" w:line="340" w:lineRule="auto"/>
+        <w:ind w:firstLine="420"/>
+      </w:pPr>
+      <w:r>
+        <w:rPr>
+          <w:b/>
+        </w:rPr>
+        <w:t xml:space="preserve">实测结果与已知边界</w:t>
+      </w:r>
+      <w:r>
+        <w:t xml:space="preserve">。真实 12 次录音数出 12；同步进行的合成回归（次数 1/3/5/12/20、停顿 400/500/600 ms、节律快慢、行程大小、噪声、静止与晃动）全部通过，静止与晃动均为 0 次。未解决的一项：快速节奏（44.6 秒 11.5 次）的录音只数出 9 次，原因是快速时两端停顿更短、可能低于 300 ms 的确认窗口；需一份"快速但停顿明确"的数据，把"节奏快"与"停顿短"两个因素分离后才能定位。</w:t>
+      </w:r>
+    </w:p>
+    <w:p>
+      <w:pPr>
+        <w:spacing w:before="0" w:after="40" w:line="340" w:lineRule="auto"/>
+        <w:ind w:firstLine="420"/>
+      </w:pPr>
+      <w:r>
+        <w:rPr>
+          <w:b/>
+        </w:rPr>
+        <w:t xml:space="preserve">参数按动作分离</w:t>
+      </w:r>
+      <w:r>
+        <w:t xml:space="preserve">。站姿侧平举不套用停顿模型——它的哑铃确实在转（陀螺仪峰值中位 150°/s），姿态判据 </w:t>
+      </w:r>
+      <w:r>
+        <w:rPr>
+          <w:rFonts w:ascii="Consolas" w:hAnsi="Consolas"/>
+          <w:color w:val="9A3412"/>
+        </w:rPr>
+        <w:t xml:space="preserve">d</w:t>
+      </w:r>
+      <w:r>
+        <w:t xml:space="preserve"> 正常工作，沿用"角速度回落 + 姿态回落"即可（离线 96.6%）。两套参数由 </w:t>
+      </w:r>
+      <w:r>
+        <w:rPr>
+          <w:rFonts w:ascii="Consolas" w:hAnsi="Consolas"/>
+          <w:color w:val="9A3412"/>
+        </w:rPr>
+        <w:t xml:space="preserve">repOptionsFor(actionId)</w:t>
+      </w:r>
+      <w:r>
+        <w:t xml:space="preserve"> 分别给出，</w:t>
+      </w:r>
+      <w:r>
+        <w:rPr>
+          <w:rFonts w:ascii="Consolas" w:hAnsi="Consolas"/>
+          <w:color w:val="9A3412"/>
+        </w:rPr>
+        <w:t xml:space="preserve">requirePause</w:t>
+      </w:r>
+      <w:r>
+        <w:t xml:space="preserve"> 默认为 false，只有坐姿推举显式开启，因此改动不会波及其它动作。</w:t>
+      </w:r>
     </w:p>
     <w:p>
       <w:pPr>
